--- a/6_Full_Stack/2_Projects/Front-End Developer/React/Jammming/Jammming_Local_Playlist_Feature_Request.docx
+++ b/6_Full_Stack/2_Projects/Front-End Developer/React/Jammming/Jammming_Local_Playlist_Feature_Request.docx
@@ -76,15 +76,7 @@
         <w:spacing w:after="160"/>
       </w:pPr>
       <w:r>
-        <w:t xml:space="preserve">Currently, </w:t>
-      </w:r>
-      <w:proofErr w:type="spellStart"/>
-      <w:r>
-        <w:t>Jammming</w:t>
-      </w:r>
-      <w:proofErr w:type="spellEnd"/>
-      <w:r>
-        <w:t xml:space="preserve"> supports creating a new playlist and saving it directly to the user's Spotify account in a single action. Once saved, the playlist is cleared from the app and the user must start from scratch on their next visit.</w:t>
+        <w:t>Currently, Jammming supports creating a new playlist and saving it directly to the user's Spotify account in a single action. Once saved, the playlist is cleared from the app and the user must start from scratch on their next visit.</w:t>
       </w:r>
     </w:p>
     <w:p>
@@ -105,7 +97,7 @@
         <w:pStyle w:val="ListParagraph"/>
         <w:numPr>
           <w:ilvl w:val="0"/>
-          <w:numId w:val="2"/>
+          <w:numId w:val="3"/>
         </w:numPr>
         <w:spacing w:after="80"/>
       </w:pPr>
@@ -118,7 +110,7 @@
         <w:pStyle w:val="ListParagraph"/>
         <w:numPr>
           <w:ilvl w:val="0"/>
-          <w:numId w:val="2"/>
+          <w:numId w:val="3"/>
         </w:numPr>
         <w:spacing w:after="80"/>
       </w:pPr>
@@ -131,7 +123,7 @@
         <w:pStyle w:val="ListParagraph"/>
         <w:numPr>
           <w:ilvl w:val="0"/>
-          <w:numId w:val="2"/>
+          <w:numId w:val="3"/>
         </w:numPr>
         <w:spacing w:after="80"/>
       </w:pPr>
@@ -149,15 +141,7 @@
         <w:spacing w:after="160"/>
       </w:pPr>
       <w:r>
-        <w:t xml:space="preserve">The Local Playlist Option feature addresses this by introducing a two-tier save system. Users can save playlists locally to their browser using </w:t>
-      </w:r>
-      <w:proofErr w:type="spellStart"/>
-      <w:r>
-        <w:t>localStorage</w:t>
-      </w:r>
-      <w:proofErr w:type="spellEnd"/>
-      <w:r>
-        <w:t>, preserving playlist names and tracks between sessions. When ready, they can push any local playlist to Spotify with a single click.</w:t>
+        <w:t>The Local Playlist Option feature addresses this by introducing a two-tier save system. Users can save playlists locally to their browser using localStorage, preserving playlist names and tracks between sessions. When ready, they can push any local playlist to Spotify with a single click.</w:t>
       </w:r>
     </w:p>
     <w:p>
@@ -178,28 +162,20 @@
         <w:pStyle w:val="ListParagraph"/>
         <w:numPr>
           <w:ilvl w:val="0"/>
-          <w:numId w:val="2"/>
-        </w:numPr>
-        <w:spacing w:after="80"/>
-      </w:pPr>
-      <w:r>
-        <w:t xml:space="preserve">Persists the current playlist (name and tracks) to </w:t>
-      </w:r>
-      <w:proofErr w:type="spellStart"/>
-      <w:r>
-        <w:t>localStorage</w:t>
-      </w:r>
-      <w:proofErr w:type="spellEnd"/>
-      <w:r>
-        <w:t xml:space="preserve"> so it survives page refreshes and browser restarts</w:t>
-      </w:r>
-    </w:p>
-    <w:p>
-      <w:pPr>
-        <w:pStyle w:val="ListParagraph"/>
-        <w:numPr>
-          <w:ilvl w:val="0"/>
-          <w:numId w:val="2"/>
+          <w:numId w:val="3"/>
+        </w:numPr>
+        <w:spacing w:after="80"/>
+      </w:pPr>
+      <w:r>
+        <w:t>Persists the current playlist (name and tracks) to localStorage so it survives page refreshes and browser restarts</w:t>
+      </w:r>
+    </w:p>
+    <w:p>
+      <w:pPr>
+        <w:pStyle w:val="ListParagraph"/>
+        <w:numPr>
+          <w:ilvl w:val="0"/>
+          <w:numId w:val="3"/>
         </w:numPr>
         <w:spacing w:after="80"/>
       </w:pPr>
@@ -212,7 +188,7 @@
         <w:pStyle w:val="ListParagraph"/>
         <w:numPr>
           <w:ilvl w:val="0"/>
-          <w:numId w:val="2"/>
+          <w:numId w:val="3"/>
         </w:numPr>
         <w:spacing w:after="80"/>
       </w:pPr>
@@ -225,7 +201,7 @@
         <w:pStyle w:val="ListParagraph"/>
         <w:numPr>
           <w:ilvl w:val="0"/>
-          <w:numId w:val="2"/>
+          <w:numId w:val="3"/>
         </w:numPr>
         <w:spacing w:after="80"/>
       </w:pPr>
@@ -238,7 +214,7 @@
         <w:pStyle w:val="ListParagraph"/>
         <w:numPr>
           <w:ilvl w:val="0"/>
-          <w:numId w:val="2"/>
+          <w:numId w:val="3"/>
         </w:numPr>
         <w:spacing w:after="80"/>
       </w:pPr>
@@ -248,6 +224,32 @@
     </w:p>
     <w:p>
       <w:pPr>
+        <w:pStyle w:val="ListParagraph"/>
+        <w:numPr>
+          <w:ilvl w:val="0"/>
+          <w:numId w:val="3"/>
+        </w:numPr>
+        <w:spacing w:after="80"/>
+      </w:pPr>
+      <w:r>
+        <w:t>Provides a Clear Results button in the search panel to reset search results</w:t>
+      </w:r>
+    </w:p>
+    <w:p>
+      <w:pPr>
+        <w:pStyle w:val="ListParagraph"/>
+        <w:numPr>
+          <w:ilvl w:val="0"/>
+          <w:numId w:val="3"/>
+        </w:numPr>
+        <w:spacing w:after="80"/>
+      </w:pPr>
+      <w:r>
+        <w:t>Provides a Clear Playlist button to reset the playlist panel without saving</w:t>
+      </w:r>
+    </w:p>
+    <w:p>
+      <w:pPr>
         <w:spacing w:after="160"/>
       </w:pPr>
     </w:p>
@@ -256,6 +258,7 @@
         <w:pStyle w:val="Heading1"/>
       </w:pPr>
       <w:r>
+        <w:lastRenderedPageBreak/>
         <w:t>TECHNICAL DESIGN</w:t>
       </w:r>
     </w:p>
@@ -263,72 +266,37 @@
       <w:pPr>
         <w:pStyle w:val="Heading2"/>
       </w:pPr>
-      <w:proofErr w:type="spellStart"/>
-      <w:r>
-        <w:lastRenderedPageBreak/>
-        <w:t>localStorage</w:t>
-      </w:r>
-      <w:proofErr w:type="spellEnd"/>
-      <w:r>
-        <w:t xml:space="preserve"> Data Structure</w:t>
-      </w:r>
-    </w:p>
-    <w:p>
-      <w:pPr>
-        <w:spacing w:after="160"/>
-      </w:pPr>
-      <w:r>
-        <w:t xml:space="preserve">Local playlists will be stored in the browser's </w:t>
-      </w:r>
-      <w:proofErr w:type="spellStart"/>
-      <w:r>
-        <w:t>localStorage</w:t>
-      </w:r>
-      <w:proofErr w:type="spellEnd"/>
-      <w:r>
-        <w:t xml:space="preserve"> under the key '</w:t>
-      </w:r>
-      <w:proofErr w:type="spellStart"/>
-      <w:r>
-        <w:t>jammming_playlists</w:t>
-      </w:r>
-      <w:proofErr w:type="spellEnd"/>
-      <w:r>
-        <w:t>'. The value will be a JSON-serialized array of playlist objects, each containing:</w:t>
-      </w:r>
-    </w:p>
-    <w:p>
-      <w:pPr>
-        <w:pStyle w:val="ListParagraph"/>
-        <w:numPr>
-          <w:ilvl w:val="0"/>
-          <w:numId w:val="2"/>
-        </w:numPr>
-        <w:spacing w:after="80"/>
-      </w:pPr>
-      <w:r>
-        <w:t>id — a unique identifier generated at save time (</w:t>
-      </w:r>
-      <w:proofErr w:type="spellStart"/>
-      <w:proofErr w:type="gramStart"/>
-      <w:r>
-        <w:t>Date.now</w:t>
-      </w:r>
-      <w:proofErr w:type="spellEnd"/>
-      <w:r>
-        <w:t>(</w:t>
-      </w:r>
-      <w:proofErr w:type="gramEnd"/>
-      <w:r>
-        <w:t>) is sufficient)</w:t>
-      </w:r>
-    </w:p>
-    <w:p>
-      <w:pPr>
-        <w:pStyle w:val="ListParagraph"/>
-        <w:numPr>
-          <w:ilvl w:val="0"/>
-          <w:numId w:val="2"/>
+      <w:r>
+        <w:t>localStorage Data Structure</w:t>
+      </w:r>
+    </w:p>
+    <w:p>
+      <w:pPr>
+        <w:spacing w:after="160"/>
+      </w:pPr>
+      <w:r>
+        <w:t>Local playlists are stored in the browser's localStorage under the key 'jammming_playlists'. The value is a JSON-serialized array of playlist objects, each containing:</w:t>
+      </w:r>
+    </w:p>
+    <w:p>
+      <w:pPr>
+        <w:pStyle w:val="ListParagraph"/>
+        <w:numPr>
+          <w:ilvl w:val="0"/>
+          <w:numId w:val="3"/>
+        </w:numPr>
+        <w:spacing w:after="80"/>
+      </w:pPr>
+      <w:r>
+        <w:t>id — a unique identifier generated using Date.now() at save time</w:t>
+      </w:r>
+    </w:p>
+    <w:p>
+      <w:pPr>
+        <w:pStyle w:val="ListParagraph"/>
+        <w:numPr>
+          <w:ilvl w:val="0"/>
+          <w:numId w:val="3"/>
         </w:numPr>
         <w:spacing w:after="80"/>
       </w:pPr>
@@ -341,18 +309,13 @@
         <w:pStyle w:val="ListParagraph"/>
         <w:numPr>
           <w:ilvl w:val="0"/>
-          <w:numId w:val="2"/>
-        </w:numPr>
-        <w:spacing w:after="80"/>
-      </w:pPr>
-      <w:r>
-        <w:t xml:space="preserve">tracks — an array of track objects containing id, name, artist, album, and </w:t>
-      </w:r>
-      <w:proofErr w:type="spellStart"/>
-      <w:r>
-        <w:t>uri</w:t>
-      </w:r>
-      <w:proofErr w:type="spellEnd"/>
+          <w:numId w:val="3"/>
+        </w:numPr>
+        <w:spacing w:after="80"/>
+      </w:pPr>
+      <w:r>
+        <w:t>tracks — an array of track objects containing id, name, artist, album, and uri</w:t>
+      </w:r>
     </w:p>
     <w:p>
       <w:pPr>
@@ -379,9 +342,160 @@
           <w:sz w:val="20"/>
           <w:szCs w:val="20"/>
         </w:rPr>
-        <w:t xml:space="preserve">[ </w:t>
-      </w:r>
-      <w:proofErr w:type="gramStart"/>
+        <w:t>[ { "id": 1716000000000, "name": "Morning Run", "tracks": [ { "id": "abc", "name": "Blinding Lights", "artist": "The Weeknd", "album": "After Hours", "uri": "spotify:track:abc" } ] } ]</w:t>
+      </w:r>
+    </w:p>
+    <w:p>
+      <w:pPr>
+        <w:spacing w:after="160"/>
+      </w:pPr>
+    </w:p>
+    <w:p>
+      <w:pPr>
+        <w:pStyle w:val="Heading2"/>
+      </w:pPr>
+      <w:r>
+        <w:t>New Component: LocalPlaylist</w:t>
+      </w:r>
+    </w:p>
+    <w:p>
+      <w:pPr>
+        <w:spacing w:after="160"/>
+      </w:pPr>
+      <w:r>
+        <w:t>A new component, LocalPlaylist, was created and rendered in App.jsx below the main boards section. This component is responsible for displaying the list of locally saved playlists and allowing the user to load or delete them.</w:t>
+      </w:r>
+    </w:p>
+    <w:p>
+      <w:pPr>
+        <w:spacing w:after="160"/>
+      </w:pPr>
+    </w:p>
+    <w:p>
+      <w:pPr>
+        <w:spacing w:after="160"/>
+      </w:pPr>
+      <w:r>
+        <w:t>Props received by LocalPlaylist:</w:t>
+      </w:r>
+    </w:p>
+    <w:p>
+      <w:pPr>
+        <w:pStyle w:val="ListParagraph"/>
+        <w:numPr>
+          <w:ilvl w:val="0"/>
+          <w:numId w:val="3"/>
+        </w:numPr>
+        <w:spacing w:after="80"/>
+      </w:pPr>
+      <w:r>
+        <w:t>localPlaylist — array of saved playlist objects (owned by App state)</w:t>
+      </w:r>
+    </w:p>
+    <w:p>
+      <w:pPr>
+        <w:pStyle w:val="ListParagraph"/>
+        <w:numPr>
+          <w:ilvl w:val="0"/>
+          <w:numId w:val="3"/>
+        </w:numPr>
+        <w:spacing w:after="80"/>
+      </w:pPr>
+      <w:r>
+        <w:t>onLoad(playlist) — handler to load a playlist into the playlist panel</w:t>
+      </w:r>
+    </w:p>
+    <w:p>
+      <w:pPr>
+        <w:pStyle w:val="ListParagraph"/>
+        <w:numPr>
+          <w:ilvl w:val="0"/>
+          <w:numId w:val="3"/>
+        </w:numPr>
+        <w:spacing w:after="80"/>
+      </w:pPr>
+      <w:r>
+        <w:t>onDelete(id) — handler to remove a playlist from localStorage</w:t>
+      </w:r>
+    </w:p>
+    <w:p>
+      <w:pPr>
+        <w:spacing w:after="160"/>
+      </w:pPr>
+    </w:p>
+    <w:p>
+      <w:pPr>
+        <w:spacing w:after="160"/>
+      </w:pPr>
+      <w:r>
+        <w:t>LocalPlaylist renders each saved playlist as a track-styled row showing the playlist name with Load and Delete buttons side by side. No sub-component was created for individual items as the list items are simple enough to render inline.</w:t>
+      </w:r>
+    </w:p>
+    <w:p>
+      <w:pPr>
+        <w:spacing w:after="160"/>
+      </w:pPr>
+    </w:p>
+    <w:p>
+      <w:pPr>
+        <w:pStyle w:val="Heading2"/>
+      </w:pPr>
+      <w:r>
+        <w:t>App State Changes</w:t>
+      </w:r>
+    </w:p>
+    <w:p>
+      <w:pPr>
+        <w:spacing w:after="160"/>
+      </w:pPr>
+      <w:r>
+        <w:t>The following state additions were made in App.jsx:</w:t>
+      </w:r>
+    </w:p>
+    <w:p>
+      <w:pPr>
+        <w:pStyle w:val="ListParagraph"/>
+        <w:numPr>
+          <w:ilvl w:val="0"/>
+          <w:numId w:val="3"/>
+        </w:numPr>
+        <w:spacing w:after="80"/>
+      </w:pPr>
+      <w:r>
+        <w:t>localPlaylist — array of locally saved playlist objects, initialized by reading from localStorage on mount</w:t>
+      </w:r>
+    </w:p>
+    <w:p>
+      <w:pPr>
+        <w:pStyle w:val="ListParagraph"/>
+        <w:numPr>
+          <w:ilvl w:val="0"/>
+          <w:numId w:val="3"/>
+        </w:numPr>
+        <w:spacing w:after="80"/>
+      </w:pPr>
+      <w:r>
+        <w:t>playlistName — string lifted up from Playlist component to allow App to control the playlist name (required for handleLoadLocal to populate the name on load)</w:t>
+      </w:r>
+    </w:p>
+    <w:p>
+      <w:pPr>
+        <w:spacing w:after="160"/>
+      </w:pPr>
+    </w:p>
+    <w:p>
+      <w:pPr>
+        <w:spacing w:after="160"/>
+      </w:pPr>
+      <w:r>
+        <w:t>A useEffect hook loads localPlaylist from localStorage on initial render:</w:t>
+      </w:r>
+    </w:p>
+    <w:p>
+      <w:pPr>
+        <w:spacing w:after="200"/>
+        <w:ind w:left="720"/>
+      </w:pPr>
       <w:r>
         <w:rPr>
           <w:rFonts w:ascii="Courier New" w:eastAsia="Courier New" w:hAnsi="Courier New" w:cs="Courier New"/>
@@ -389,159 +503,7 @@
           <w:sz w:val="20"/>
           <w:szCs w:val="20"/>
         </w:rPr>
-        <w:t>{ "</w:t>
-      </w:r>
-      <w:proofErr w:type="gramEnd"/>
-      <w:r>
-        <w:rPr>
-          <w:rFonts w:ascii="Courier New" w:eastAsia="Courier New" w:hAnsi="Courier New" w:cs="Courier New"/>
-          <w:color w:val="333333"/>
-          <w:sz w:val="20"/>
-          <w:szCs w:val="20"/>
-        </w:rPr>
-        <w:t xml:space="preserve">id": 1716000000000, "name": "Morning Run", "tracks": [ </w:t>
-      </w:r>
-      <w:proofErr w:type="gramStart"/>
-      <w:r>
-        <w:rPr>
-          <w:rFonts w:ascii="Courier New" w:eastAsia="Courier New" w:hAnsi="Courier New" w:cs="Courier New"/>
-          <w:color w:val="333333"/>
-          <w:sz w:val="20"/>
-          <w:szCs w:val="20"/>
-        </w:rPr>
-        <w:t>{ "</w:t>
-      </w:r>
-      <w:proofErr w:type="gramEnd"/>
-      <w:r>
-        <w:rPr>
-          <w:rFonts w:ascii="Courier New" w:eastAsia="Courier New" w:hAnsi="Courier New" w:cs="Courier New"/>
-          <w:color w:val="333333"/>
-          <w:sz w:val="20"/>
-          <w:szCs w:val="20"/>
-        </w:rPr>
-        <w:t>id": "</w:t>
-      </w:r>
-      <w:proofErr w:type="spellStart"/>
-      <w:r>
-        <w:rPr>
-          <w:rFonts w:ascii="Courier New" w:eastAsia="Courier New" w:hAnsi="Courier New" w:cs="Courier New"/>
-          <w:color w:val="333333"/>
-          <w:sz w:val="20"/>
-          <w:szCs w:val="20"/>
-        </w:rPr>
-        <w:t>abc</w:t>
-      </w:r>
-      <w:proofErr w:type="spellEnd"/>
-      <w:r>
-        <w:rPr>
-          <w:rFonts w:ascii="Courier New" w:eastAsia="Courier New" w:hAnsi="Courier New" w:cs="Courier New"/>
-          <w:color w:val="333333"/>
-          <w:sz w:val="20"/>
-          <w:szCs w:val="20"/>
-        </w:rPr>
-        <w:t xml:space="preserve">", "name": "Blinding Lights", "artist": "The </w:t>
-      </w:r>
-      <w:proofErr w:type="spellStart"/>
-      <w:r>
-        <w:rPr>
-          <w:rFonts w:ascii="Courier New" w:eastAsia="Courier New" w:hAnsi="Courier New" w:cs="Courier New"/>
-          <w:color w:val="333333"/>
-          <w:sz w:val="20"/>
-          <w:szCs w:val="20"/>
-        </w:rPr>
-        <w:t>Weeknd</w:t>
-      </w:r>
-      <w:proofErr w:type="spellEnd"/>
-      <w:r>
-        <w:rPr>
-          <w:rFonts w:ascii="Courier New" w:eastAsia="Courier New" w:hAnsi="Courier New" w:cs="Courier New"/>
-          <w:color w:val="333333"/>
-          <w:sz w:val="20"/>
-          <w:szCs w:val="20"/>
-        </w:rPr>
-        <w:t>", "album": "After Hours", "</w:t>
-      </w:r>
-      <w:proofErr w:type="spellStart"/>
-      <w:r>
-        <w:rPr>
-          <w:rFonts w:ascii="Courier New" w:eastAsia="Courier New" w:hAnsi="Courier New" w:cs="Courier New"/>
-          <w:color w:val="333333"/>
-          <w:sz w:val="20"/>
-          <w:szCs w:val="20"/>
-        </w:rPr>
-        <w:t>uri</w:t>
-      </w:r>
-      <w:proofErr w:type="spellEnd"/>
-      <w:r>
-        <w:rPr>
-          <w:rFonts w:ascii="Courier New" w:eastAsia="Courier New" w:hAnsi="Courier New" w:cs="Courier New"/>
-          <w:color w:val="333333"/>
-          <w:sz w:val="20"/>
-          <w:szCs w:val="20"/>
-        </w:rPr>
-        <w:t>": "</w:t>
-      </w:r>
-      <w:proofErr w:type="spellStart"/>
-      <w:proofErr w:type="gramStart"/>
-      <w:r>
-        <w:rPr>
-          <w:rFonts w:ascii="Courier New" w:eastAsia="Courier New" w:hAnsi="Courier New" w:cs="Courier New"/>
-          <w:color w:val="333333"/>
-          <w:sz w:val="20"/>
-          <w:szCs w:val="20"/>
-        </w:rPr>
-        <w:t>spotify:track</w:t>
-      </w:r>
-      <w:proofErr w:type="gramEnd"/>
-      <w:r>
-        <w:rPr>
-          <w:rFonts w:ascii="Courier New" w:eastAsia="Courier New" w:hAnsi="Courier New" w:cs="Courier New"/>
-          <w:color w:val="333333"/>
-          <w:sz w:val="20"/>
-          <w:szCs w:val="20"/>
-        </w:rPr>
-        <w:t>:abc</w:t>
-      </w:r>
-      <w:proofErr w:type="spellEnd"/>
-      <w:proofErr w:type="gramStart"/>
-      <w:r>
-        <w:rPr>
-          <w:rFonts w:ascii="Courier New" w:eastAsia="Courier New" w:hAnsi="Courier New" w:cs="Courier New"/>
-          <w:color w:val="333333"/>
-          <w:sz w:val="20"/>
-          <w:szCs w:val="20"/>
-        </w:rPr>
-        <w:t>" }</w:t>
-      </w:r>
-      <w:proofErr w:type="gramEnd"/>
-      <w:r>
-        <w:rPr>
-          <w:rFonts w:ascii="Courier New" w:eastAsia="Courier New" w:hAnsi="Courier New" w:cs="Courier New"/>
-          <w:color w:val="333333"/>
-          <w:sz w:val="20"/>
-          <w:szCs w:val="20"/>
-        </w:rPr>
-        <w:t xml:space="preserve"> </w:t>
-      </w:r>
-      <w:proofErr w:type="gramStart"/>
-      <w:r>
-        <w:rPr>
-          <w:rFonts w:ascii="Courier New" w:eastAsia="Courier New" w:hAnsi="Courier New" w:cs="Courier New"/>
-          <w:color w:val="333333"/>
-          <w:sz w:val="20"/>
-          <w:szCs w:val="20"/>
-        </w:rPr>
-        <w:t>] }</w:t>
-      </w:r>
-      <w:proofErr w:type="gramEnd"/>
-      <w:r>
-        <w:rPr>
-          <w:rFonts w:ascii="Courier New" w:eastAsia="Courier New" w:hAnsi="Courier New" w:cs="Courier New"/>
-          <w:color w:val="333333"/>
-          <w:sz w:val="20"/>
-          <w:szCs w:val="20"/>
-        </w:rPr>
-        <w:t xml:space="preserve"> ]</w:t>
+        <w:t>useEffect(() =&gt; { const saved = localStorage.getItem('jammming_playlists'); if (saved) { setLocalPlaylist(JSON.parse(saved)); } }, []);</w:t>
       </w:r>
     </w:p>
     <w:p>
@@ -554,142 +516,67 @@
         <w:pStyle w:val="Heading2"/>
       </w:pPr>
       <w:r>
-        <w:t xml:space="preserve">New Component: </w:t>
-      </w:r>
-      <w:proofErr w:type="spellStart"/>
-      <w:r>
-        <w:t>LocalPlaylists</w:t>
-      </w:r>
-      <w:proofErr w:type="spellEnd"/>
-    </w:p>
-    <w:p>
-      <w:pPr>
-        <w:spacing w:after="160"/>
-      </w:pPr>
-      <w:r>
-        <w:t xml:space="preserve">A new component, </w:t>
-      </w:r>
-      <w:proofErr w:type="spellStart"/>
-      <w:r>
-        <w:t>LocalPlaylists</w:t>
-      </w:r>
-      <w:proofErr w:type="spellEnd"/>
-      <w:r>
-        <w:t xml:space="preserve">, should be created and rendered in </w:t>
-      </w:r>
-      <w:proofErr w:type="spellStart"/>
-      <w:r>
-        <w:t>App.jsx</w:t>
-      </w:r>
-      <w:proofErr w:type="spellEnd"/>
-      <w:r>
-        <w:t xml:space="preserve"> below the boards section. This component is responsible for displaying the list of locally saved playlists and allowing the user to load or delete them.</w:t>
-      </w:r>
-    </w:p>
-    <w:p>
-      <w:pPr>
-        <w:spacing w:after="160"/>
-      </w:pPr>
-    </w:p>
-    <w:p>
-      <w:pPr>
-        <w:spacing w:after="160"/>
-      </w:pPr>
-      <w:r>
-        <w:t xml:space="preserve">Props passed to </w:t>
-      </w:r>
-      <w:proofErr w:type="spellStart"/>
-      <w:r>
-        <w:t>LocalPlaylists</w:t>
-      </w:r>
-      <w:proofErr w:type="spellEnd"/>
-      <w:r>
-        <w:t>:</w:t>
-      </w:r>
-    </w:p>
-    <w:p>
-      <w:pPr>
-        <w:pStyle w:val="ListParagraph"/>
-        <w:numPr>
-          <w:ilvl w:val="0"/>
-          <w:numId w:val="2"/>
-        </w:numPr>
-        <w:spacing w:after="80"/>
-      </w:pPr>
-      <w:proofErr w:type="spellStart"/>
-      <w:r>
-        <w:t>localPlaylists</w:t>
-      </w:r>
-      <w:proofErr w:type="spellEnd"/>
-      <w:r>
-        <w:t xml:space="preserve"> — array of saved playlist objects (owned by App state)</w:t>
-      </w:r>
-    </w:p>
-    <w:p>
-      <w:pPr>
-        <w:pStyle w:val="ListParagraph"/>
-        <w:numPr>
-          <w:ilvl w:val="0"/>
-          <w:numId w:val="2"/>
-        </w:numPr>
-        <w:spacing w:after="80"/>
-      </w:pPr>
-      <w:proofErr w:type="spellStart"/>
-      <w:r>
-        <w:t>onLoad</w:t>
-      </w:r>
-      <w:proofErr w:type="spellEnd"/>
-      <w:r>
-        <w:t>(playlist) — handler to load a playlist into the playlist panel</w:t>
-      </w:r>
-    </w:p>
-    <w:p>
-      <w:pPr>
-        <w:pStyle w:val="ListParagraph"/>
-        <w:numPr>
-          <w:ilvl w:val="0"/>
-          <w:numId w:val="2"/>
-        </w:numPr>
-        <w:spacing w:after="80"/>
-      </w:pPr>
-      <w:proofErr w:type="spellStart"/>
-      <w:r>
-        <w:t>onDelete</w:t>
-      </w:r>
-      <w:proofErr w:type="spellEnd"/>
-      <w:r>
-        <w:t xml:space="preserve">(id) — handler to remove a playlist from </w:t>
-      </w:r>
-      <w:proofErr w:type="spellStart"/>
-      <w:r>
-        <w:t>localStorage</w:t>
-      </w:r>
-      <w:proofErr w:type="spellEnd"/>
-    </w:p>
-    <w:p>
-      <w:pPr>
-        <w:spacing w:after="160"/>
-      </w:pPr>
-    </w:p>
-    <w:p>
-      <w:pPr>
-        <w:spacing w:after="160"/>
-      </w:pPr>
-      <w:proofErr w:type="spellStart"/>
-      <w:r>
-        <w:t>LocalPlaylists</w:t>
-      </w:r>
-      <w:proofErr w:type="spellEnd"/>
-      <w:r>
-        <w:t xml:space="preserve"> renders a list of </w:t>
-      </w:r>
-      <w:proofErr w:type="spellStart"/>
-      <w:r>
-        <w:t>LocalPlaylistItem</w:t>
-      </w:r>
-      <w:proofErr w:type="spellEnd"/>
-      <w:r>
-        <w:t xml:space="preserve"> components, each displaying the playlist name with a Load button and a Delete button.</w:t>
+        <w:t>New and Updated App Methods</w:t>
+      </w:r>
+    </w:p>
+    <w:p>
+      <w:pPr>
+        <w:spacing w:after="160"/>
+      </w:pPr>
+      <w:r>
+        <w:t>handleSaveLocal(name, tracks) — saves the current playlist to localStorage. Generates a unique ID using Date.now(), constructs the playlist object, appends it to the localPlaylist array, updates state, writes the updated array to localStorage, and clears the playlist panel.</w:t>
+      </w:r>
+    </w:p>
+    <w:p>
+      <w:pPr>
+        <w:spacing w:after="160"/>
+      </w:pPr>
+    </w:p>
+    <w:p>
+      <w:pPr>
+        <w:spacing w:after="160"/>
+      </w:pPr>
+      <w:r>
+        <w:t>handleLoadLocal(playlist) — loads a selected local playlist into the playlist panel by setting both playlist (tracks) and playlistName state in App.</w:t>
+      </w:r>
+    </w:p>
+    <w:p>
+      <w:pPr>
+        <w:spacing w:after="160"/>
+      </w:pPr>
+    </w:p>
+    <w:p>
+      <w:pPr>
+        <w:spacing w:after="160"/>
+      </w:pPr>
+      <w:r>
+        <w:t>handleDeleteLocal(id) — removes the playlist with the matching ID from the localPlaylist array, updates state, and writes the updated array to localStorage.</w:t>
+      </w:r>
+    </w:p>
+    <w:p>
+      <w:pPr>
+        <w:spacing w:after="160"/>
+      </w:pPr>
+    </w:p>
+    <w:p>
+      <w:pPr>
+        <w:spacing w:after="160"/>
+      </w:pPr>
+      <w:r>
+        <w:t>handleClear() — clears both the playlist tracks and playlist name state, resetting the playlist panel without saving.</w:t>
+      </w:r>
+    </w:p>
+    <w:p>
+      <w:pPr>
+        <w:spacing w:after="160"/>
+      </w:pPr>
+    </w:p>
+    <w:p>
+      <w:pPr>
+        <w:spacing w:after="160"/>
+      </w:pPr>
+      <w:r>
+        <w:t>handleClearResults() — clears the search results state, resetting the results panel.</w:t>
       </w:r>
     </w:p>
     <w:p>
@@ -702,255 +589,81 @@
         <w:pStyle w:val="Heading2"/>
       </w:pPr>
       <w:r>
-        <w:t>App State Changes</w:t>
-      </w:r>
-    </w:p>
-    <w:p>
-      <w:pPr>
-        <w:spacing w:after="160"/>
-      </w:pPr>
-      <w:r>
-        <w:t xml:space="preserve">The following state additions are required in </w:t>
-      </w:r>
-      <w:proofErr w:type="spellStart"/>
-      <w:r>
-        <w:t>App.jsx</w:t>
-      </w:r>
-      <w:proofErr w:type="spellEnd"/>
-      <w:r>
-        <w:t>:</w:t>
-      </w:r>
-    </w:p>
-    <w:p>
-      <w:pPr>
-        <w:pStyle w:val="ListParagraph"/>
-        <w:numPr>
-          <w:ilvl w:val="0"/>
-          <w:numId w:val="2"/>
-        </w:numPr>
-        <w:spacing w:after="80"/>
-      </w:pPr>
-      <w:proofErr w:type="spellStart"/>
-      <w:r>
-        <w:t>localPlaylists</w:t>
-      </w:r>
-      <w:proofErr w:type="spellEnd"/>
-      <w:r>
-        <w:t xml:space="preserve"> — array of locally saved playlist objects, initialized by reading from </w:t>
-      </w:r>
-      <w:proofErr w:type="spellStart"/>
-      <w:r>
-        <w:t>localStorage</w:t>
-      </w:r>
-      <w:proofErr w:type="spellEnd"/>
-      <w:r>
-        <w:t xml:space="preserve"> on mount</w:t>
-      </w:r>
-    </w:p>
-    <w:p>
-      <w:pPr>
-        <w:spacing w:after="160"/>
-      </w:pPr>
-    </w:p>
-    <w:p>
-      <w:pPr>
-        <w:spacing w:after="160"/>
-      </w:pPr>
-      <w:r>
-        <w:t xml:space="preserve">A </w:t>
-      </w:r>
-      <w:proofErr w:type="spellStart"/>
-      <w:r>
-        <w:t>useEffect</w:t>
-      </w:r>
-      <w:proofErr w:type="spellEnd"/>
-      <w:r>
-        <w:t xml:space="preserve"> hook should be added to App to load </w:t>
-      </w:r>
-      <w:proofErr w:type="spellStart"/>
-      <w:r>
-        <w:t>localPlaylists</w:t>
-      </w:r>
-      <w:proofErr w:type="spellEnd"/>
-      <w:r>
-        <w:t xml:space="preserve"> from </w:t>
-      </w:r>
-      <w:proofErr w:type="spellStart"/>
-      <w:r>
-        <w:t>localStorage</w:t>
-      </w:r>
-      <w:proofErr w:type="spellEnd"/>
-      <w:r>
-        <w:t xml:space="preserve"> on initial render:</w:t>
-      </w:r>
-    </w:p>
-    <w:p>
-      <w:pPr>
-        <w:spacing w:after="200"/>
-        <w:ind w:left="720"/>
-      </w:pPr>
-      <w:proofErr w:type="spellStart"/>
-      <w:proofErr w:type="gramStart"/>
-      <w:r>
-        <w:rPr>
-          <w:rFonts w:ascii="Courier New" w:eastAsia="Courier New" w:hAnsi="Courier New" w:cs="Courier New"/>
-          <w:color w:val="333333"/>
-          <w:sz w:val="20"/>
-          <w:szCs w:val="20"/>
-        </w:rPr>
+        <w:t>Playlist Component Changes</w:t>
+      </w:r>
+    </w:p>
+    <w:p>
+      <w:pPr>
+        <w:spacing w:after="160"/>
+      </w:pPr>
+      <w:r>
+        <w:t>The Playlist component was updated to:</w:t>
+      </w:r>
+    </w:p>
+    <w:p>
+      <w:pPr>
+        <w:pStyle w:val="ListParagraph"/>
+        <w:numPr>
+          <w:ilvl w:val="0"/>
+          <w:numId w:val="3"/>
+        </w:numPr>
+        <w:spacing w:after="80"/>
+      </w:pPr>
+      <w:r>
+        <w:t>Accept playlistName and onNameChange as props instead of managing listName as local state. This allows App to control the name and populate it when loading a local playlist.</w:t>
+      </w:r>
+    </w:p>
+    <w:p>
+      <w:pPr>
+        <w:pStyle w:val="ListParagraph"/>
+        <w:numPr>
+          <w:ilvl w:val="0"/>
+          <w:numId w:val="3"/>
+        </w:numPr>
+        <w:spacing w:after="80"/>
+      </w:pPr>
+      <w:r>
+        <w:t>Render two save buttons side by side inside a .btn-box div: Save to Local and Save to Spotify</w:t>
+      </w:r>
+    </w:p>
+    <w:p>
+      <w:pPr>
+        <w:pStyle w:val="ListParagraph"/>
+        <w:numPr>
+          <w:ilvl w:val="0"/>
+          <w:numId w:val="3"/>
+        </w:numPr>
+        <w:spacing w:after="80"/>
+      </w:pPr>
+      <w:r>
+        <w:t>Render a Clear Playlist button below the save buttons using the clear-button style to visually distinguish it as a non-primary action</w:t>
+      </w:r>
+    </w:p>
+    <w:p>
+      <w:pPr>
+        <w:pStyle w:val="ListParagraph"/>
+        <w:numPr>
+          <w:ilvl w:val="0"/>
+          <w:numId w:val="3"/>
+        </w:numPr>
+        <w:spacing w:after="80"/>
+      </w:pPr>
+      <w:r>
+        <w:t>Validate before saving — both save actions are blocked if the playlist name is empty or there are no tracks</w:t>
+      </w:r>
+    </w:p>
+    <w:p>
+      <w:pPr>
+        <w:pStyle w:val="ListParagraph"/>
+        <w:numPr>
+          <w:ilvl w:val="0"/>
+          <w:numId w:val="3"/>
+        </w:numPr>
+        <w:spacing w:after="80"/>
+      </w:pPr>
+      <w:r>
         <w:lastRenderedPageBreak/>
-        <w:t>useEffect</w:t>
-      </w:r>
-      <w:proofErr w:type="spellEnd"/>
-      <w:r>
-        <w:rPr>
-          <w:rFonts w:ascii="Courier New" w:eastAsia="Courier New" w:hAnsi="Courier New" w:cs="Courier New"/>
-          <w:color w:val="333333"/>
-          <w:sz w:val="20"/>
-          <w:szCs w:val="20"/>
-        </w:rPr>
-        <w:t>(</w:t>
-      </w:r>
-      <w:proofErr w:type="gramEnd"/>
-      <w:r>
-        <w:rPr>
-          <w:rFonts w:ascii="Courier New" w:eastAsia="Courier New" w:hAnsi="Courier New" w:cs="Courier New"/>
-          <w:color w:val="333333"/>
-          <w:sz w:val="20"/>
-          <w:szCs w:val="20"/>
-        </w:rPr>
-        <w:t xml:space="preserve">() =&gt; </w:t>
-      </w:r>
-      <w:proofErr w:type="gramStart"/>
-      <w:r>
-        <w:rPr>
-          <w:rFonts w:ascii="Courier New" w:eastAsia="Courier New" w:hAnsi="Courier New" w:cs="Courier New"/>
-          <w:color w:val="333333"/>
-          <w:sz w:val="20"/>
-          <w:szCs w:val="20"/>
-        </w:rPr>
-        <w:t>{ const</w:t>
-      </w:r>
-      <w:proofErr w:type="gramEnd"/>
-      <w:r>
-        <w:rPr>
-          <w:rFonts w:ascii="Courier New" w:eastAsia="Courier New" w:hAnsi="Courier New" w:cs="Courier New"/>
-          <w:color w:val="333333"/>
-          <w:sz w:val="20"/>
-          <w:szCs w:val="20"/>
-        </w:rPr>
-        <w:t xml:space="preserve"> saved = </w:t>
-      </w:r>
-      <w:proofErr w:type="spellStart"/>
-      <w:r>
-        <w:rPr>
-          <w:rFonts w:ascii="Courier New" w:eastAsia="Courier New" w:hAnsi="Courier New" w:cs="Courier New"/>
-          <w:color w:val="333333"/>
-          <w:sz w:val="20"/>
-          <w:szCs w:val="20"/>
-        </w:rPr>
-        <w:t>localStorage.getItem</w:t>
-      </w:r>
-      <w:proofErr w:type="spellEnd"/>
-      <w:r>
-        <w:rPr>
-          <w:rFonts w:ascii="Courier New" w:eastAsia="Courier New" w:hAnsi="Courier New" w:cs="Courier New"/>
-          <w:color w:val="333333"/>
-          <w:sz w:val="20"/>
-          <w:szCs w:val="20"/>
-        </w:rPr>
-        <w:t>('</w:t>
-      </w:r>
-      <w:proofErr w:type="spellStart"/>
-      <w:r>
-        <w:rPr>
-          <w:rFonts w:ascii="Courier New" w:eastAsia="Courier New" w:hAnsi="Courier New" w:cs="Courier New"/>
-          <w:color w:val="333333"/>
-          <w:sz w:val="20"/>
-          <w:szCs w:val="20"/>
-        </w:rPr>
-        <w:t>jammming_playlists</w:t>
-      </w:r>
-      <w:proofErr w:type="spellEnd"/>
-      <w:r>
-        <w:rPr>
-          <w:rFonts w:ascii="Courier New" w:eastAsia="Courier New" w:hAnsi="Courier New" w:cs="Courier New"/>
-          <w:color w:val="333333"/>
-          <w:sz w:val="20"/>
-          <w:szCs w:val="20"/>
-        </w:rPr>
-        <w:t xml:space="preserve">'); if (saved) </w:t>
-      </w:r>
-      <w:proofErr w:type="gramStart"/>
-      <w:r>
-        <w:rPr>
-          <w:rFonts w:ascii="Courier New" w:eastAsia="Courier New" w:hAnsi="Courier New" w:cs="Courier New"/>
-          <w:color w:val="333333"/>
-          <w:sz w:val="20"/>
-          <w:szCs w:val="20"/>
-        </w:rPr>
-        <w:t xml:space="preserve">{ </w:t>
-      </w:r>
-      <w:proofErr w:type="spellStart"/>
-      <w:r>
-        <w:rPr>
-          <w:rFonts w:ascii="Courier New" w:eastAsia="Courier New" w:hAnsi="Courier New" w:cs="Courier New"/>
-          <w:color w:val="333333"/>
-          <w:sz w:val="20"/>
-          <w:szCs w:val="20"/>
-        </w:rPr>
-        <w:t>setLocalPlaylists</w:t>
-      </w:r>
-      <w:proofErr w:type="spellEnd"/>
-      <w:proofErr w:type="gramEnd"/>
-      <w:r>
-        <w:rPr>
-          <w:rFonts w:ascii="Courier New" w:eastAsia="Courier New" w:hAnsi="Courier New" w:cs="Courier New"/>
-          <w:color w:val="333333"/>
-          <w:sz w:val="20"/>
-          <w:szCs w:val="20"/>
-        </w:rPr>
-        <w:t>(</w:t>
-      </w:r>
-      <w:proofErr w:type="spellStart"/>
-      <w:r>
-        <w:rPr>
-          <w:rFonts w:ascii="Courier New" w:eastAsia="Courier New" w:hAnsi="Courier New" w:cs="Courier New"/>
-          <w:color w:val="333333"/>
-          <w:sz w:val="20"/>
-          <w:szCs w:val="20"/>
-        </w:rPr>
-        <w:t>JSON.parse</w:t>
-      </w:r>
-      <w:proofErr w:type="spellEnd"/>
-      <w:r>
-        <w:rPr>
-          <w:rFonts w:ascii="Courier New" w:eastAsia="Courier New" w:hAnsi="Courier New" w:cs="Courier New"/>
-          <w:color w:val="333333"/>
-          <w:sz w:val="20"/>
-          <w:szCs w:val="20"/>
-        </w:rPr>
-        <w:t>(saved))</w:t>
-      </w:r>
-      <w:proofErr w:type="gramStart"/>
-      <w:r>
-        <w:rPr>
-          <w:rFonts w:ascii="Courier New" w:eastAsia="Courier New" w:hAnsi="Courier New" w:cs="Courier New"/>
-          <w:color w:val="333333"/>
-          <w:sz w:val="20"/>
-          <w:szCs w:val="20"/>
-        </w:rPr>
-        <w:t>; }</w:t>
-      </w:r>
-      <w:proofErr w:type="gramEnd"/>
-      <w:r>
-        <w:rPr>
-          <w:rFonts w:ascii="Courier New" w:eastAsia="Courier New" w:hAnsi="Courier New" w:cs="Courier New"/>
-          <w:color w:val="333333"/>
-          <w:sz w:val="20"/>
-          <w:szCs w:val="20"/>
-        </w:rPr>
-        <w:t xml:space="preserve"> }, []);</w:t>
+        <w:t>Render a spacer div when tracks is empty to maintain visual alignment with the results panel</w:t>
       </w:r>
     </w:p>
     <w:p>
@@ -963,101 +676,15 @@
         <w:pStyle w:val="Heading2"/>
       </w:pPr>
       <w:r>
-        <w:t>New App Methods</w:t>
-      </w:r>
-    </w:p>
-    <w:p>
-      <w:pPr>
-        <w:spacing w:after="160"/>
-      </w:pPr>
-      <w:proofErr w:type="spellStart"/>
-      <w:proofErr w:type="gramStart"/>
-      <w:r>
-        <w:t>handleSaveLocal</w:t>
-      </w:r>
-      <w:proofErr w:type="spellEnd"/>
-      <w:r>
-        <w:t>(</w:t>
-      </w:r>
-      <w:proofErr w:type="gramEnd"/>
-      <w:r>
-        <w:t xml:space="preserve">name, tracks) — saves the current playlist to </w:t>
-      </w:r>
-      <w:proofErr w:type="spellStart"/>
-      <w:r>
-        <w:t>localStorage</w:t>
-      </w:r>
-      <w:proofErr w:type="spellEnd"/>
-      <w:r>
-        <w:t xml:space="preserve">. Generates a unique ID, constructs the playlist object, appends it to the </w:t>
-      </w:r>
-      <w:proofErr w:type="spellStart"/>
-      <w:r>
-        <w:t>localPlaylists</w:t>
-      </w:r>
-      <w:proofErr w:type="spellEnd"/>
-      <w:r>
-        <w:t xml:space="preserve"> array, updates state, and writes the updated array back to </w:t>
-      </w:r>
-      <w:proofErr w:type="spellStart"/>
-      <w:r>
-        <w:t>localStorage</w:t>
-      </w:r>
-      <w:proofErr w:type="spellEnd"/>
-      <w:r>
-        <w:t>. Does not clear the current playlist panel.</w:t>
-      </w:r>
-    </w:p>
-    <w:p>
-      <w:pPr>
-        <w:spacing w:after="160"/>
-      </w:pPr>
-    </w:p>
-    <w:p>
-      <w:pPr>
-        <w:spacing w:after="160"/>
-      </w:pPr>
-      <w:proofErr w:type="spellStart"/>
-      <w:r>
-        <w:t>handleLoadLocal</w:t>
-      </w:r>
-      <w:proofErr w:type="spellEnd"/>
-      <w:r>
-        <w:t>(playlist) — loads a selected local playlist into the playlist panel by updating the results and playlist state in App with the saved playlist's name and tracks.</w:t>
-      </w:r>
-    </w:p>
-    <w:p>
-      <w:pPr>
-        <w:spacing w:after="160"/>
-      </w:pPr>
-    </w:p>
-    <w:p>
-      <w:pPr>
-        <w:spacing w:after="160"/>
-      </w:pPr>
-      <w:proofErr w:type="spellStart"/>
-      <w:r>
-        <w:t>handleDeleteLocal</w:t>
-      </w:r>
-      <w:proofErr w:type="spellEnd"/>
-      <w:r>
-        <w:t xml:space="preserve">(id) — removes the playlist with the matching ID from the </w:t>
-      </w:r>
-      <w:proofErr w:type="spellStart"/>
-      <w:r>
-        <w:t>localPlaylists</w:t>
-      </w:r>
-      <w:proofErr w:type="spellEnd"/>
-      <w:r>
-        <w:t xml:space="preserve"> array, updates state, and writes the updated array to </w:t>
-      </w:r>
-      <w:proofErr w:type="spellStart"/>
-      <w:r>
-        <w:t>localStorage</w:t>
-      </w:r>
-      <w:proofErr w:type="spellEnd"/>
-      <w:r>
-        <w:t>.</w:t>
+        <w:t>SearchResults Component Changes</w:t>
+      </w:r>
+    </w:p>
+    <w:p>
+      <w:pPr>
+        <w:spacing w:after="160"/>
+      </w:pPr>
+      <w:r>
+        <w:t>The SearchResults component was updated to accept an onClearResults prop and render a Clear Results button at the top of the panel, allowing users to reset the search results without performing a new search.</w:t>
       </w:r>
     </w:p>
     <w:p>
@@ -1070,380 +697,313 @@
         <w:pStyle w:val="Heading2"/>
       </w:pPr>
       <w:r>
-        <w:t>Playlist Component Changes</w:t>
-      </w:r>
-    </w:p>
-    <w:p>
-      <w:pPr>
-        <w:spacing w:after="160"/>
-      </w:pPr>
-      <w:r>
-        <w:t>The Playlist component currently renders one Save to Spotify button. This should be updated to render two buttons side by side:</w:t>
-      </w:r>
-    </w:p>
-    <w:p>
-      <w:pPr>
-        <w:pStyle w:val="ListParagraph"/>
-        <w:numPr>
-          <w:ilvl w:val="0"/>
-          <w:numId w:val="2"/>
-        </w:numPr>
-        <w:spacing w:after="80"/>
-      </w:pPr>
-      <w:r>
-        <w:t xml:space="preserve">Save Locally — calls the new </w:t>
-      </w:r>
-      <w:proofErr w:type="spellStart"/>
-      <w:r>
-        <w:t>onSaveLocal</w:t>
-      </w:r>
-      <w:proofErr w:type="spellEnd"/>
-      <w:r>
-        <w:t xml:space="preserve"> prop with the current </w:t>
-      </w:r>
-      <w:proofErr w:type="spellStart"/>
-      <w:r>
-        <w:t>listName</w:t>
-      </w:r>
-      <w:proofErr w:type="spellEnd"/>
-      <w:r>
-        <w:t xml:space="preserve"> and tracks</w:t>
-      </w:r>
-    </w:p>
-    <w:p>
-      <w:pPr>
-        <w:pStyle w:val="ListParagraph"/>
-        <w:numPr>
-          <w:ilvl w:val="0"/>
-          <w:numId w:val="2"/>
-        </w:numPr>
-        <w:spacing w:after="80"/>
-      </w:pPr>
-      <w:r>
-        <w:t xml:space="preserve">Save to Spotify — calls the existing </w:t>
-      </w:r>
-      <w:proofErr w:type="spellStart"/>
-      <w:r>
-        <w:t>onSave</w:t>
-      </w:r>
-      <w:proofErr w:type="spellEnd"/>
-      <w:r>
-        <w:t xml:space="preserve"> prop as before</w:t>
-      </w:r>
-    </w:p>
-    <w:p>
-      <w:pPr>
-        <w:spacing w:after="160"/>
-      </w:pPr>
-    </w:p>
-    <w:p>
-      <w:pPr>
-        <w:spacing w:after="160"/>
-      </w:pPr>
-      <w:r>
-        <w:t xml:space="preserve">The </w:t>
-      </w:r>
-      <w:proofErr w:type="spellStart"/>
-      <w:r>
-        <w:t>onSaveLocal</w:t>
-      </w:r>
-      <w:proofErr w:type="spellEnd"/>
-      <w:r>
-        <w:t xml:space="preserve"> prop should be passed down from App through to Playlist alongside the existing </w:t>
-      </w:r>
-      <w:proofErr w:type="spellStart"/>
-      <w:r>
-        <w:t>onSave</w:t>
-      </w:r>
-      <w:proofErr w:type="spellEnd"/>
-      <w:r>
-        <w:t xml:space="preserve"> prop.</w:t>
-      </w:r>
-    </w:p>
-    <w:p>
-      <w:pPr>
-        <w:spacing w:after="160"/>
-      </w:pPr>
+        <w:t>Flow Summary</w:t>
+      </w:r>
+    </w:p>
+    <w:p>
+      <w:pPr>
+        <w:spacing w:after="160"/>
+      </w:pPr>
+      <w:r>
+        <w:t>First-time save flow (local):</w:t>
+      </w:r>
+    </w:p>
+    <w:p>
+      <w:pPr>
+        <w:pStyle w:val="ListParagraph"/>
+        <w:numPr>
+          <w:ilvl w:val="0"/>
+          <w:numId w:val="3"/>
+        </w:numPr>
+        <w:spacing w:after="80"/>
+      </w:pPr>
+      <w:r>
+        <w:t>User builds a playlist and enters a name</w:t>
+      </w:r>
+    </w:p>
+    <w:p>
+      <w:pPr>
+        <w:pStyle w:val="ListParagraph"/>
+        <w:numPr>
+          <w:ilvl w:val="0"/>
+          <w:numId w:val="3"/>
+        </w:numPr>
+        <w:spacing w:after="80"/>
+      </w:pPr>
+      <w:r>
+        <w:t>User clicks Save to Local</w:t>
+      </w:r>
+    </w:p>
+    <w:p>
+      <w:pPr>
+        <w:pStyle w:val="ListParagraph"/>
+        <w:numPr>
+          <w:ilvl w:val="0"/>
+          <w:numId w:val="3"/>
+        </w:numPr>
+        <w:spacing w:after="80"/>
+      </w:pPr>
+      <w:r>
+        <w:t>handleSaveLocalClick validates that name and tracks are both present</w:t>
+      </w:r>
+    </w:p>
+    <w:p>
+      <w:pPr>
+        <w:pStyle w:val="ListParagraph"/>
+        <w:numPr>
+          <w:ilvl w:val="0"/>
+          <w:numId w:val="3"/>
+        </w:numPr>
+        <w:spacing w:after="80"/>
+      </w:pPr>
+      <w:r>
+        <w:t>handleSaveLocal creates a playlist object with a generated ID and writes it to localStorage</w:t>
+      </w:r>
+    </w:p>
+    <w:p>
+      <w:pPr>
+        <w:pStyle w:val="ListParagraph"/>
+        <w:numPr>
+          <w:ilvl w:val="0"/>
+          <w:numId w:val="3"/>
+        </w:numPr>
+        <w:spacing w:after="80"/>
+      </w:pPr>
+      <w:r>
+        <w:t>localPlaylist state updates and LocalPlaylist component re-renders to show the new entry</w:t>
+      </w:r>
+    </w:p>
+    <w:p>
+      <w:pPr>
+        <w:pStyle w:val="ListParagraph"/>
+        <w:numPr>
+          <w:ilvl w:val="0"/>
+          <w:numId w:val="3"/>
+        </w:numPr>
+        <w:spacing w:after="80"/>
+      </w:pPr>
+      <w:r>
+        <w:t>Playlist panel clears after saving</w:t>
+      </w:r>
+    </w:p>
+    <w:p>
+      <w:pPr>
+        <w:spacing w:after="160"/>
+      </w:pPr>
+    </w:p>
+    <w:p>
+      <w:pPr>
+        <w:spacing w:after="160"/>
+      </w:pPr>
+      <w:r>
+        <w:t>Load flow:</w:t>
+      </w:r>
+    </w:p>
+    <w:p>
+      <w:pPr>
+        <w:pStyle w:val="ListParagraph"/>
+        <w:numPr>
+          <w:ilvl w:val="0"/>
+          <w:numId w:val="3"/>
+        </w:numPr>
+        <w:spacing w:after="80"/>
+      </w:pPr>
+      <w:r>
+        <w:t>User clicks Load on a saved playlist in the LocalPlaylist panel</w:t>
+      </w:r>
+    </w:p>
+    <w:p>
+      <w:pPr>
+        <w:pStyle w:val="ListParagraph"/>
+        <w:numPr>
+          <w:ilvl w:val="0"/>
+          <w:numId w:val="3"/>
+        </w:numPr>
+        <w:spacing w:after="80"/>
+      </w:pPr>
+      <w:r>
+        <w:t>handleLoadLocal updates both playlist and playlistName state in App</w:t>
+      </w:r>
+    </w:p>
+    <w:p>
+      <w:pPr>
+        <w:pStyle w:val="ListParagraph"/>
+        <w:numPr>
+          <w:ilvl w:val="0"/>
+          <w:numId w:val="3"/>
+        </w:numPr>
+        <w:spacing w:after="80"/>
+      </w:pPr>
+      <w:r>
+        <w:t>Playlist panel populates with the loaded playlist's name and tracks for further editing</w:t>
+      </w:r>
+    </w:p>
+    <w:p>
+      <w:pPr>
+        <w:spacing w:after="160"/>
+      </w:pPr>
+    </w:p>
+    <w:p>
+      <w:pPr>
+        <w:spacing w:after="160"/>
+      </w:pPr>
+      <w:r>
+        <w:t>Delete flow:</w:t>
+      </w:r>
+    </w:p>
+    <w:p>
+      <w:pPr>
+        <w:pStyle w:val="ListParagraph"/>
+        <w:numPr>
+          <w:ilvl w:val="0"/>
+          <w:numId w:val="3"/>
+        </w:numPr>
+        <w:spacing w:after="80"/>
+      </w:pPr>
+      <w:r>
+        <w:t>User clicks Delete on a saved playlist</w:t>
+      </w:r>
+    </w:p>
+    <w:p>
+      <w:pPr>
+        <w:pStyle w:val="ListParagraph"/>
+        <w:numPr>
+          <w:ilvl w:val="0"/>
+          <w:numId w:val="3"/>
+        </w:numPr>
+        <w:spacing w:after="80"/>
+      </w:pPr>
+      <w:r>
+        <w:t>handleDeleteLocal filters the playlist out of localPlaylist state and updates localStorage</w:t>
+      </w:r>
+    </w:p>
+    <w:p>
+      <w:pPr>
+        <w:spacing w:after="160"/>
+      </w:pPr>
+    </w:p>
+    <w:p>
+      <w:pPr>
+        <w:spacing w:after="160"/>
+      </w:pPr>
+      <w:r>
+        <w:t>Push to Spotify flow:</w:t>
+      </w:r>
+    </w:p>
+    <w:p>
+      <w:pPr>
+        <w:pStyle w:val="ListParagraph"/>
+        <w:numPr>
+          <w:ilvl w:val="0"/>
+          <w:numId w:val="3"/>
+        </w:numPr>
+        <w:spacing w:after="80"/>
+      </w:pPr>
+      <w:r>
+        <w:t>User loads a local playlist or builds one directly</w:t>
+      </w:r>
+    </w:p>
+    <w:p>
+      <w:pPr>
+        <w:pStyle w:val="ListParagraph"/>
+        <w:numPr>
+          <w:ilvl w:val="0"/>
+          <w:numId w:val="3"/>
+        </w:numPr>
+        <w:spacing w:after="80"/>
+      </w:pPr>
+      <w:r>
+        <w:t>User clicks Save to Spotify</w:t>
+      </w:r>
+    </w:p>
+    <w:p>
+      <w:pPr>
+        <w:pStyle w:val="ListParagraph"/>
+        <w:numPr>
+          <w:ilvl w:val="0"/>
+          <w:numId w:val="3"/>
+        </w:numPr>
+        <w:spacing w:after="80"/>
+      </w:pPr>
+      <w:r>
+        <w:t>handleClick validates name and tracks are present</w:t>
+      </w:r>
+    </w:p>
+    <w:p>
+      <w:pPr>
+        <w:pStyle w:val="ListParagraph"/>
+        <w:numPr>
+          <w:ilvl w:val="0"/>
+          <w:numId w:val="3"/>
+        </w:numPr>
+        <w:spacing w:after="80"/>
+      </w:pPr>
+      <w:r>
+        <w:t>Existing Spotify.savePlaylist() is called</w:t>
+      </w:r>
+    </w:p>
+    <w:p>
+      <w:pPr>
+        <w:pStyle w:val="ListParagraph"/>
+        <w:numPr>
+          <w:ilvl w:val="0"/>
+          <w:numId w:val="3"/>
+        </w:numPr>
+        <w:spacing w:after="80"/>
+      </w:pPr>
+      <w:r>
+        <w:lastRenderedPageBreak/>
+        <w:t>Playlist panel and name clear after successful save</w:t>
+      </w:r>
+    </w:p>
+    <w:p>
+      <w:pPr>
+        <w:spacing w:after="160"/>
+      </w:pPr>
+    </w:p>
+    <w:p>
+      <w:pPr>
+        <w:pStyle w:val="Heading1"/>
+      </w:pPr>
+      <w:r>
+        <w:t>CAVEATS</w:t>
+      </w:r>
     </w:p>
     <w:p>
       <w:pPr>
         <w:pStyle w:val="Heading2"/>
       </w:pPr>
       <w:r>
-        <w:t>Flow Summary</w:t>
-      </w:r>
-    </w:p>
-    <w:p>
-      <w:pPr>
-        <w:spacing w:after="160"/>
-      </w:pPr>
-      <w:r>
-        <w:t>First-time save flow (local):</w:t>
-      </w:r>
-    </w:p>
-    <w:p>
-      <w:pPr>
-        <w:pStyle w:val="ListParagraph"/>
-        <w:numPr>
-          <w:ilvl w:val="0"/>
-          <w:numId w:val="2"/>
-        </w:numPr>
-        <w:spacing w:after="80"/>
-      </w:pPr>
-      <w:r>
-        <w:t>User builds a playlist and enters a name</w:t>
-      </w:r>
-    </w:p>
-    <w:p>
-      <w:pPr>
-        <w:pStyle w:val="ListParagraph"/>
-        <w:numPr>
-          <w:ilvl w:val="0"/>
-          <w:numId w:val="2"/>
-        </w:numPr>
-        <w:spacing w:after="80"/>
-      </w:pPr>
-      <w:r>
-        <w:t>User clicks Save Locally</w:t>
-      </w:r>
-    </w:p>
-    <w:p>
-      <w:pPr>
-        <w:pStyle w:val="ListParagraph"/>
-        <w:numPr>
-          <w:ilvl w:val="0"/>
-          <w:numId w:val="2"/>
-        </w:numPr>
-        <w:spacing w:after="80"/>
-      </w:pPr>
-      <w:proofErr w:type="spellStart"/>
-      <w:r>
-        <w:t>handleSaveLocal</w:t>
-      </w:r>
-      <w:proofErr w:type="spellEnd"/>
-      <w:r>
-        <w:t xml:space="preserve"> creates a playlist object with a generated ID and writes it to </w:t>
-      </w:r>
-      <w:proofErr w:type="spellStart"/>
-      <w:r>
-        <w:t>localStorage</w:t>
-      </w:r>
-      <w:proofErr w:type="spellEnd"/>
-    </w:p>
-    <w:p>
-      <w:pPr>
-        <w:pStyle w:val="ListParagraph"/>
-        <w:numPr>
-          <w:ilvl w:val="0"/>
-          <w:numId w:val="2"/>
-        </w:numPr>
-        <w:spacing w:after="80"/>
-      </w:pPr>
-      <w:proofErr w:type="spellStart"/>
-      <w:r>
-        <w:t>localPlaylists</w:t>
-      </w:r>
-      <w:proofErr w:type="spellEnd"/>
-      <w:r>
-        <w:t xml:space="preserve"> state updates and </w:t>
-      </w:r>
-      <w:proofErr w:type="spellStart"/>
-      <w:r>
-        <w:t>LocalPlaylists</w:t>
-      </w:r>
-      <w:proofErr w:type="spellEnd"/>
-      <w:r>
-        <w:t xml:space="preserve"> component re-renders to show the new entry</w:t>
-      </w:r>
-    </w:p>
-    <w:p>
-      <w:pPr>
-        <w:pStyle w:val="ListParagraph"/>
-        <w:numPr>
-          <w:ilvl w:val="0"/>
-          <w:numId w:val="2"/>
-        </w:numPr>
-        <w:spacing w:after="80"/>
-      </w:pPr>
-      <w:r>
-        <w:t>Playlist panel is not cleared — user can continue editing</w:t>
-      </w:r>
-    </w:p>
-    <w:p>
-      <w:pPr>
-        <w:spacing w:after="160"/>
-      </w:pPr>
-    </w:p>
-    <w:p>
-      <w:pPr>
-        <w:spacing w:after="160"/>
-      </w:pPr>
-      <w:r>
-        <w:t>Load flow:</w:t>
-      </w:r>
-    </w:p>
-    <w:p>
-      <w:pPr>
-        <w:pStyle w:val="ListParagraph"/>
-        <w:numPr>
-          <w:ilvl w:val="0"/>
-          <w:numId w:val="2"/>
-        </w:numPr>
-        <w:spacing w:after="80"/>
-      </w:pPr>
-      <w:r>
-        <w:t xml:space="preserve">User clicks Load on a </w:t>
-      </w:r>
-      <w:proofErr w:type="spellStart"/>
-      <w:r>
-        <w:t>LocalPlaylistItem</w:t>
-      </w:r>
-      <w:proofErr w:type="spellEnd"/>
-    </w:p>
-    <w:p>
-      <w:pPr>
-        <w:pStyle w:val="ListParagraph"/>
-        <w:numPr>
-          <w:ilvl w:val="0"/>
-          <w:numId w:val="2"/>
-        </w:numPr>
-        <w:spacing w:after="80"/>
-      </w:pPr>
-      <w:proofErr w:type="spellStart"/>
-      <w:r>
-        <w:t>handleLoadLocal</w:t>
-      </w:r>
-      <w:proofErr w:type="spellEnd"/>
-      <w:r>
-        <w:t xml:space="preserve"> updates App state with the saved playlist's name and tracks</w:t>
-      </w:r>
-    </w:p>
-    <w:p>
-      <w:pPr>
-        <w:pStyle w:val="ListParagraph"/>
-        <w:numPr>
-          <w:ilvl w:val="0"/>
-          <w:numId w:val="2"/>
-        </w:numPr>
-        <w:spacing w:after="80"/>
-      </w:pPr>
-      <w:r>
-        <w:t>Playlist panel populates with the loaded playlist for further editing</w:t>
-      </w:r>
-    </w:p>
-    <w:p>
-      <w:pPr>
-        <w:spacing w:after="160"/>
-      </w:pPr>
-    </w:p>
-    <w:p>
-      <w:pPr>
-        <w:spacing w:after="160"/>
-      </w:pPr>
-      <w:r>
-        <w:t>Push to Spotify flow:</w:t>
-      </w:r>
-    </w:p>
-    <w:p>
-      <w:pPr>
-        <w:pStyle w:val="ListParagraph"/>
-        <w:numPr>
-          <w:ilvl w:val="0"/>
-          <w:numId w:val="2"/>
-        </w:numPr>
-        <w:spacing w:after="80"/>
-      </w:pPr>
-      <w:r>
-        <w:t>User loads a local playlist or builds one directly</w:t>
-      </w:r>
-    </w:p>
-    <w:p>
-      <w:pPr>
-        <w:pStyle w:val="ListParagraph"/>
-        <w:numPr>
-          <w:ilvl w:val="0"/>
-          <w:numId w:val="2"/>
-        </w:numPr>
-        <w:spacing w:after="80"/>
-      </w:pPr>
-      <w:r>
-        <w:t>User clicks Save to Spotify</w:t>
-      </w:r>
-    </w:p>
-    <w:p>
-      <w:pPr>
-        <w:pStyle w:val="ListParagraph"/>
-        <w:numPr>
-          <w:ilvl w:val="0"/>
-          <w:numId w:val="2"/>
-        </w:numPr>
-        <w:spacing w:after="80"/>
-      </w:pPr>
-      <w:r>
-        <w:t xml:space="preserve">Existing </w:t>
-      </w:r>
-      <w:proofErr w:type="spellStart"/>
-      <w:r>
-        <w:t>Spotify.savePlaylist</w:t>
-      </w:r>
-      <w:proofErr w:type="spellEnd"/>
-      <w:r>
-        <w:t>() is called as before</w:t>
-      </w:r>
-    </w:p>
-    <w:p>
-      <w:pPr>
-        <w:pStyle w:val="ListParagraph"/>
-        <w:numPr>
-          <w:ilvl w:val="0"/>
-          <w:numId w:val="2"/>
-        </w:numPr>
-        <w:spacing w:after="80"/>
-      </w:pPr>
-      <w:r>
-        <w:t>Playlist panel clears after successful save</w:t>
-      </w:r>
-    </w:p>
-    <w:p>
-      <w:pPr>
-        <w:spacing w:after="160"/>
-      </w:pPr>
-    </w:p>
-    <w:p>
-      <w:pPr>
-        <w:pStyle w:val="Heading1"/>
-      </w:pPr>
-      <w:r>
-        <w:t>CAVEATS</w:t>
-      </w:r>
+        <w:t>localStorage Size Limits</w:t>
+      </w:r>
+    </w:p>
+    <w:p>
+      <w:pPr>
+        <w:spacing w:after="160"/>
+      </w:pPr>
+      <w:r>
+        <w:t>Browsers enforce a localStorage limit of approximately 5MB per origin. For typical playlist sizes (10-20 tracks per playlist), this limit is unlikely to be reached in normal use. However, if a user saves a large number of playlists over time, they may eventually hit this limit. A future improvement could add a maximum playlist count warning or implement a cleanup strategy. For the initial implementation, we will not add this safeguard as it would be a premature optimization.</w:t>
+      </w:r>
+    </w:p>
+    <w:p>
+      <w:pPr>
+        <w:spacing w:after="160"/>
+      </w:pPr>
     </w:p>
     <w:p>
       <w:pPr>
         <w:pStyle w:val="Heading2"/>
       </w:pPr>
-      <w:proofErr w:type="spellStart"/>
-      <w:r>
-        <w:t>localStorage</w:t>
-      </w:r>
-      <w:proofErr w:type="spellEnd"/>
-      <w:r>
-        <w:t xml:space="preserve"> Size Limits</w:t>
-      </w:r>
-    </w:p>
-    <w:p>
-      <w:pPr>
-        <w:spacing w:after="160"/>
-      </w:pPr>
-      <w:r>
-        <w:t xml:space="preserve">Browsers enforce a </w:t>
-      </w:r>
-      <w:proofErr w:type="spellStart"/>
-      <w:r>
-        <w:t>localStorage</w:t>
-      </w:r>
-      <w:proofErr w:type="spellEnd"/>
-      <w:r>
-        <w:t xml:space="preserve"> limit of approximately 5MB per origin. For typical playlist sizes (10-20 tracks per playlist), this limit is unlikely to be reached in normal use. However, if a user saves a large number of playlists over time, they may eventually hit this limit. A future improvement could add a maximum playlist count warning or implement a cleanup strategy. For the initial implementation, we will not add this safeguard as it would be a premature optimization.</w:t>
+      <w:r>
+        <w:t>No Cross-Device Sync</w:t>
+      </w:r>
+    </w:p>
+    <w:p>
+      <w:pPr>
+        <w:spacing w:after="160"/>
+      </w:pPr>
+      <w:r>
+        <w:t>localStorage is browser and device specific. Playlists saved locally on one device will not be accessible on another. This is a known limitation of the approach and is acceptable for the scope of this feature. Users who need cross-device access are directed to use the Save to Spotify flow. A future iteration could explore syncing local playlists to a backend or Spotify itself.</w:t>
       </w:r>
     </w:p>
     <w:p>
@@ -1456,20 +1016,15 @@
         <w:pStyle w:val="Heading2"/>
       </w:pPr>
       <w:r>
-        <w:t>No Cross-Device Sync</w:t>
-      </w:r>
-    </w:p>
-    <w:p>
-      <w:pPr>
-        <w:spacing w:after="160"/>
-      </w:pPr>
-      <w:proofErr w:type="spellStart"/>
-      <w:r>
-        <w:t>localStorage</w:t>
-      </w:r>
-      <w:proofErr w:type="spellEnd"/>
-      <w:r>
-        <w:t xml:space="preserve"> is browser and device specific. Playlists saved locally on one device will not be accessible on another. This is a known limitation of the approach and is acceptable for the scope of this feature. Users who need cross-device access are directed to use the Save to Spotify flow. A future iteration could explore syncing local playlists to a backend or Spotify itself.</w:t>
+        <w:t>Duplicate Playlist Names</w:t>
+      </w:r>
+    </w:p>
+    <w:p>
+      <w:pPr>
+        <w:spacing w:after="160"/>
+      </w:pPr>
+      <w:r>
+        <w:t>The current implementation does not prevent users from saving multiple local playlists with the same name. Since each playlist is identified by a unique generated ID rather than its name, duplicates are technically valid. However, this may cause confusion in the LocalPlaylist display. A future improvement could warn the user before saving a playlist with a duplicate name. This is not implemented in the initial version to keep the feature scope focused.</w:t>
       </w:r>
     </w:p>
     <w:p>
@@ -1482,23 +1037,15 @@
         <w:pStyle w:val="Heading2"/>
       </w:pPr>
       <w:r>
-        <w:t>Duplicate Playlist Names</w:t>
-      </w:r>
-    </w:p>
-    <w:p>
-      <w:pPr>
-        <w:spacing w:after="160"/>
-      </w:pPr>
-      <w:r>
-        <w:t xml:space="preserve">The current implementation does not prevent users from saving multiple local playlists with the same name. Since each playlist is identified by a unique generated ID rather than its name, duplicates are technically valid. However, this may cause confusion in the </w:t>
-      </w:r>
-      <w:proofErr w:type="spellStart"/>
-      <w:r>
-        <w:t>LocalPlaylists</w:t>
-      </w:r>
-      <w:proofErr w:type="spellEnd"/>
-      <w:r>
-        <w:t xml:space="preserve"> display. A future improvement could warn the user before saving a playlist with a duplicate name. This is not implemented in the initial version to keep the feature scope focused.</w:t>
+        <w:t>Playlist Panel State on Load</w:t>
+      </w:r>
+    </w:p>
+    <w:p>
+      <w:pPr>
+        <w:spacing w:after="160"/>
+      </w:pPr>
+      <w:r>
+        <w:t>When a user loads a local playlist into the playlist panel while the panel already contains unsaved changes, those changes will be overwritten without warning. This mirrors the behavior described in the Multiple Playlists example feature document. A future iteration could add a confirmation dialog before overwriting. For the initial implementation, this behavior is acceptable.</w:t>
       </w:r>
     </w:p>
     <w:p>
@@ -1511,17 +1058,19 @@
         <w:pStyle w:val="Heading2"/>
       </w:pPr>
       <w:r>
-        <w:t>Playlist Panel State on Load</w:t>
-      </w:r>
-    </w:p>
-    <w:p>
-      <w:pPr>
-        <w:spacing w:after="160"/>
-      </w:pPr>
-      <w:r>
-        <w:t>When a user loads a local playlist into the playlist panel while the panel already contains unsaved changes, those changes will be overwritten without warning. This mirrors the behavior described in the Multiple Playlists example feature document. A future iteration could add a confirmation dialog before overwriting. For the initial implementation, this behavior is acceptable.</w:t>
-      </w:r>
-    </w:p>
+        <w:t>Save to Spotify Restriction</w:t>
+      </w:r>
+    </w:p>
+    <w:p>
+      <w:pPr>
+        <w:spacing w:after="160"/>
+      </w:pPr>
+      <w:r>
+        <w:lastRenderedPageBreak/>
+        <w:t>Due to Spotify API policy changes introduced in February 2026, the playlist creation endpoint (/v1/users/{user_id}/playlists) now returns 403 Forbidden for new developer apps. The implementation was updated to use the /v1/me/playlists endpoint instead, which bypasses this restriction. The Save to Spotify feature functions correctly with this endpoint. Users should be aware that Spotify API policy may change and affect this functionality in the future.</w:t>
+      </w:r>
+    </w:p>
+    <w:p/>
     <w:sectPr>
       <w:pgSz w:w="12240" w:h="15840"/>
       <w:pgMar w:top="1440" w:right="1440" w:bottom="1440" w:left="1440" w:header="708" w:footer="708" w:gutter="0"/>
@@ -1535,6 +1084,60 @@
 <file path=word/numbering.xml><?xml version="1.0" encoding="utf-8"?>
 <w:numbering xmlns:wpc="http://schemas.microsoft.com/office/word/2010/wordprocessingCanvas" xmlns:cx="http://schemas.microsoft.com/office/drawing/2014/chartex" xmlns:cx1="http://schemas.microsoft.com/office/drawing/2015/9/8/chartex" xmlns:cx2="http://schemas.microsoft.com/office/drawing/2015/10/21/chartex" xmlns:cx3="http://schemas.microsoft.com/office/drawing/2016/5/9/chartex" xmlns:cx4="http://schemas.microsoft.com/office/drawing/2016/5/10/chartex" xmlns:cx5="http://schemas.microsoft.com/office/drawing/2016/5/11/chartex" xmlns:cx6="http://schemas.microsoft.com/office/drawing/2016/5/12/chartex" xmlns:cx7="http://schemas.microsoft.com/office/drawing/2016/5/13/chartex" xmlns:cx8="http://schemas.microsoft.com/office/drawing/2016/5/14/chartex" xmlns:mc="http://schemas.openxmlformats.org/markup-compatibility/2006" xmlns:aink="http://schemas.microsoft.com/office/drawing/2016/ink" xmlns:am3d="http://schemas.microsoft.com/office/drawing/2017/model3d" xmlns:o="urn:schemas-microsoft-com:office:office" xmlns:oel="http://schemas.microsoft.com/office/2019/extlst" xmlns:r="http://schemas.openxmlformats.org/officeDocument/2006/relationships" xmlns:m="http://schemas.openxmlformats.org/officeDocument/2006/math" xmlns:v="urn:schemas-microsoft-com:vml" xmlns:wp14="http://schemas.microsoft.com/office/word/2010/wordprocessingDrawing" xmlns:wp="http://schemas.openxmlformats.org/drawingml/2006/wordprocessingDrawing" xmlns:w10="urn:schemas-microsoft-com:office:word" xmlns:w="http://schemas.openxmlformats.org/wordprocessingml/2006/main" xmlns:w14="http://schemas.microsoft.com/office/word/2010/wordml" xmlns:w15="http://schemas.microsoft.com/office/word/2012/wordml" xmlns:w16cex="http://schemas.microsoft.com/office/word/2018/wordml/cex" xmlns:w16cid="http://schemas.microsoft.com/office/word/2016/wordml/cid" xmlns:w16="http://schemas.microsoft.com/office/word/2018/wordml" xmlns:w16du="http://schemas.microsoft.com/office/word/2023/wordml/word16du" xmlns:w16sdtdh="http://schemas.microsoft.com/office/word/2020/wordml/sdtdatahash" xmlns:w16sdtfl="http://schemas.microsoft.com/office/word/2024/wordml/sdtformatlock" xmlns:w16se="http://schemas.microsoft.com/office/word/2015/wordml/symex" xmlns:wpg="http://schemas.microsoft.com/office/word/2010/wordprocessingGroup" xmlns:wpi="http://schemas.microsoft.com/office/word/2010/wordprocessingInk" xmlns:wne="http://schemas.microsoft.com/office/word/2006/wordml" xmlns:wps="http://schemas.microsoft.com/office/word/2010/wordprocessingShape" mc:Ignorable="w14 w15 w16se w16cid w16 w16cex w16sdtdh w16sdtfl w16du wp14">
   <w:abstractNum w:abstractNumId="0" w15:restartNumberingAfterBreak="0">
+    <w:nsid w:val="09595CF5"/>
+    <w:multiLevelType w:val="hybridMultilevel"/>
+    <w:tmpl w:val="EEF27C14"/>
+    <w:lvl w:ilvl="0" w:tplc="75AEF3E8">
+      <w:start w:val="1"/>
+      <w:numFmt w:val="bullet"/>
+      <w:lvlText w:val="•"/>
+      <w:lvlJc w:val="left"/>
+      <w:pPr>
+        <w:ind w:left="720" w:hanging="360"/>
+      </w:pPr>
+    </w:lvl>
+    <w:lvl w:ilvl="1" w:tplc="C0EA7408">
+      <w:numFmt w:val="decimal"/>
+      <w:lvlText w:val=""/>
+      <w:lvlJc w:val="left"/>
+    </w:lvl>
+    <w:lvl w:ilvl="2" w:tplc="DAE4089E">
+      <w:numFmt w:val="decimal"/>
+      <w:lvlText w:val=""/>
+      <w:lvlJc w:val="left"/>
+    </w:lvl>
+    <w:lvl w:ilvl="3" w:tplc="FCD4EF72">
+      <w:numFmt w:val="decimal"/>
+      <w:lvlText w:val=""/>
+      <w:lvlJc w:val="left"/>
+    </w:lvl>
+    <w:lvl w:ilvl="4" w:tplc="717AE5F2">
+      <w:numFmt w:val="decimal"/>
+      <w:lvlText w:val=""/>
+      <w:lvlJc w:val="left"/>
+    </w:lvl>
+    <w:lvl w:ilvl="5" w:tplc="2FECCE5C">
+      <w:numFmt w:val="decimal"/>
+      <w:lvlText w:val=""/>
+      <w:lvlJc w:val="left"/>
+    </w:lvl>
+    <w:lvl w:ilvl="6" w:tplc="593CEFA8">
+      <w:numFmt w:val="decimal"/>
+      <w:lvlText w:val=""/>
+      <w:lvlJc w:val="left"/>
+    </w:lvl>
+    <w:lvl w:ilvl="7" w:tplc="C5AC09AA">
+      <w:numFmt w:val="decimal"/>
+      <w:lvlText w:val=""/>
+      <w:lvlJc w:val="left"/>
+    </w:lvl>
+    <w:lvl w:ilvl="8" w:tplc="4066F178">
+      <w:numFmt w:val="decimal"/>
+      <w:lvlText w:val=""/>
+      <w:lvlJc w:val="left"/>
+    </w:lvl>
+  </w:abstractNum>
+  <w:abstractNum w:abstractNumId="1" w15:restartNumberingAfterBreak="0">
     <w:nsid w:val="14AF2611"/>
     <w:multiLevelType w:val="hybridMultilevel"/>
     <w:tmpl w:val="15B8A2B0"/>
@@ -1588,7 +1191,7 @@
       <w:lvlJc w:val="left"/>
     </w:lvl>
   </w:abstractNum>
-  <w:abstractNum w:abstractNumId="1" w15:restartNumberingAfterBreak="0">
+  <w:abstractNum w:abstractNumId="2" w15:restartNumberingAfterBreak="0">
     <w:nsid w:val="42171F53"/>
     <w:multiLevelType w:val="hybridMultilevel"/>
     <w:tmpl w:val="1F7406D8"/>
@@ -1675,12 +1278,18 @@
     </w:lvl>
   </w:abstractNum>
   <w:num w:numId="1" w16cid:durableId="884024768">
+    <w:abstractNumId w:val="2"/>
+    <w:lvlOverride w:ilvl="0">
+      <w:startOverride w:val="1"/>
+    </w:lvlOverride>
+  </w:num>
+  <w:num w:numId="2" w16cid:durableId="1619682748">
     <w:abstractNumId w:val="1"/>
     <w:lvlOverride w:ilvl="0">
       <w:startOverride w:val="1"/>
     </w:lvlOverride>
   </w:num>
-  <w:num w:numId="2" w16cid:durableId="1619682748">
+  <w:num w:numId="3" w16cid:durableId="167907705">
     <w:abstractNumId w:val="0"/>
     <w:lvlOverride w:ilvl="0">
       <w:startOverride w:val="1"/>
